--- a/گزارش/گزارش_تحلیلی_بازار_جوش_شیرین_ازبکستان.docx
+++ b/گزارش/گزارش_تحلیلی_بازار_جوش_شیرین_ازبکستان.docx
@@ -168,7 +168,20 @@
         <w:rPr>
           <w:rtl/>
         </w:rPr>
-        <w:t>صادرات روسیه به ازبکستان در آمار صادراتی رسمی این کشور تنها به‌صورت ارزش دلاری ثبت شده (۱.۴۹ میلیون دلار، ۲۰۲۴)؛ با تقسیم بر قیمت درب‌کارخانه برآوردی روسیه، تناژ ضمنی حدود ۳,۴۵۰ تن به دست می‌آید — دومین سهم بزرگ بازار، عمدتاً از طریق برند خرده‌فروشی «باشکیرسودا» (بسته‌بندی ۵۰۰ گرمی).</w:t>
+        <w:t xml:space="preserve">صادرات روسیه به ازبکستان در آمار صادراتی رسمی این کشور تنها به‌صورت ارزش دلاری ثبت شده (۱.۴۹ میلیون دلار، ۲۰۲۴)؛ با تقسیم بر قیمت </w:t>
+      </w:r>
+      <w:r>
+        <w:rPr>
+          <w:rFonts w:hint="cs"/>
+          <w:rtl/>
+        </w:rPr>
+        <w:t>فروش در ازبکستان و کسر کرایه تخمینی از</w:t>
+      </w:r>
+      <w:r>
+        <w:rPr>
+          <w:rtl/>
+        </w:rPr>
+        <w:t xml:space="preserve"> روسیه، تناژ ضمنی حدود ۳,۴۵۰ تن به دست می‌آید — دومین سهم بزرگ بازار، عمدتاً از طریق برند خرده‌فروشی «باشکیرسودا» (بسته‌بندی ۵۰۰ گرمی).</w:t>
       </w:r>
     </w:p>
     <w:p>
@@ -279,7 +292,20 @@
         <w:rPr>
           <w:rtl/>
         </w:rPr>
-        <w:t xml:space="preserve">چالش کیفیت نام‌آشنا: بخشی از رقبای ایرانی موجود در بازار به دلیل شکایات مربوط به وجود نمک، کلوخه‌شدن بار و تأخیر در تحویل، اعتماد کافی در بازار کسب نکرده‌اند؛ </w:t>
+        <w:t xml:space="preserve">چالش کیفیت </w:t>
+      </w:r>
+      <w:r>
+        <w:rPr>
+          <w:rFonts w:hint="cs"/>
+          <w:rtl/>
+        </w:rPr>
+        <w:t>برخی برند های ایرانی</w:t>
+      </w:r>
+      <w:r>
+        <w:rPr>
+          <w:rtl/>
+        </w:rPr>
+        <w:t xml:space="preserve">: بخشی از رقبای ایرانی موجود در بازار به دلیل شکایات مربوط به وجود نمک، کلوخه‌شدن بار و تأخیر در تحویل، اعتماد کافی در بازار کسب نکرده‌اند؛ </w:t>
       </w:r>
     </w:p>
     <w:p>
@@ -330,15 +356,8 @@
           <w:color w:val="000000"/>
           <w:rtl/>
         </w:rPr>
-        <w:t xml:space="preserve">برای این کالا، اتکا به آمار واردات ثبت‌شده در سمت خودِ ازبکستان (نظیر پایگاه‌های آماری آینه‌ای بین‌المللی) گمراه‌کننده است، زیرا این آمار برای دو مبدأ اصلی بازار (ایران و روسیه) هیچ رقمی ثبت نکرده است. به همین </w:t>
-      </w:r>
-      <w:r>
-        <w:rPr>
-          <w:color w:val="000000"/>
-          <w:rtl/>
-        </w:rPr>
         <w:lastRenderedPageBreak/>
-        <w:t>دلیل، روش این گزارش برعکس عمل می‌کند: به‌جای شروع از آمار واردات ازبکستان، اندازه بازار از جمع‌بندی جریان‌های صادراتی مستندِ هر یک از مبادی اصلی (یعنی آنچه هر کشور خودش صادر کرده) ساخته می‌شود، سپس یک تعدیل صریح برای تجارت مرزی/غیررسمی که هیچ‌کدام از این آمارها آن را ثبت نمی‌کنند اضافه می‌گردد.</w:t>
+        <w:t>برای این کالا، اتکا به آمار واردات ثبت‌شده در سمت خودِ ازبکستان (نظیر پایگاه‌های آماری بین‌المللی) گمراه‌کننده است، زیرا این آمار برای دو مبدأ اصلی بازار (ایران و روسیه) هیچ رقمی ثبت نکرده است. به همین دلیل، روش این گزارش برعکس عمل می‌کند: به‌جای شروع از آمار واردات ازبکستان، اندازه بازار از جمع‌بندی جریان‌های صادراتی مستندِ هر یک از مبادی اصلی (یعنی آنچه هر کشور خودش صادر کرده) ساخته می‌شود، سپس یک تعدیل صریح برای تجارت مرزی/غیررسمی که هیچ‌کدام از این آمارها آن را ثبت نمی‌کنند اضافه می‌گردد.</w:t>
       </w:r>
     </w:p>
     <w:tbl>
@@ -954,7 +973,6 @@
       <w:pPr>
         <w:spacing w:before="60" w:after="60" w:line="300" w:lineRule="auto"/>
         <w:rPr>
-          <w:rFonts w:hint="cs"/>
           <w:rtl/>
         </w:rPr>
       </w:pPr>
@@ -1114,7 +1132,20 @@
         <w:rPr>
           <w:rtl/>
         </w:rPr>
-        <w:t>طبق آمار صادراتی رسمی روسیه (سمت صادرکننده)، ارزش صادرات این کشور به ازبکستان از ۱.۱۵ میلیون دلار (۲۰۲۱) با روندی نسبتاً صعودی به ۱.۴۹ میلیون دلار (۲۰۲۴) رسیده است؛ رقم سال ۲۰۲۵ هنوز در این پایگاه گزارش نشده. تناژ ضمنی (~۳,۴۵۰ تن) از تقسیم این ارزش بر قیمت درب‌کارخانه برآوردی به دست آمده و باید به‌عنوان یک برآورد مشتق‌شده، نه رقم رسمی، در نظر گرفته شود.</w:t>
+        <w:t xml:space="preserve">طبق آمار صادراتی رسمی روسیه (سمت صادرکننده)، ارزش صادرات این کشور به ازبکستان از ۱.۱۵ میلیون دلار (۲۰۲۱) با روندی نسبتاً صعودی به ۱.۴۹ میلیون دلار (۲۰۲۴) رسیده است؛ رقم سال ۲۰۲۵ هنوز در این پایگاه گزارش نشده. تناژ ضمنی (~۳,۴۵۰ تن) از تقسیم این ارزش بر قیمت </w:t>
+      </w:r>
+      <w:r>
+        <w:rPr>
+          <w:rFonts w:hint="cs"/>
+          <w:rtl/>
+        </w:rPr>
+        <w:t>فوب</w:t>
+      </w:r>
+      <w:r>
+        <w:rPr>
+          <w:rtl/>
+        </w:rPr>
+        <w:t xml:space="preserve"> برآوردی به دست آمده و باید به‌عنوان یک برآورد ، نه رقم رسمی، در نظر گرفته شود.</w:t>
       </w:r>
     </w:p>
     <w:p>
@@ -1131,7 +1162,7 @@
         <w:rPr>
           <w:rtl/>
         </w:rPr>
-        <w:t>تحلیل‌های مکمل صنعتی (بر پایه پایگاه WITS و منابع بازار)، حجم صادرات ترکیه به ازبکستان را در بازه ۲۰۰ تا ۴۵۰ تن و چین را در بازه ۵۰۰ تا ۱,۰۰۰ تن برآورد می‌کنند — هر دو رقم به‌طور قابل‌توجهی بالاتر از سطح ثبت‌شده این دو کشور در آمار آینه‌ای واردات ازبکستان (به‌ترتیب ۱۴ و ۷۲۶ تن) است.</w:t>
+        <w:t>تحلیل‌های مکمل (بر پایه پایگاه WITS و منابع بازار)، حجم صادرات ترکیه به ازبکستان را در بازه ۲۰۰ تا ۴۵۰ تن و چین را در بازه ۵۰۰ تا ۱,۰۰۰ تن برآورد می‌کنند — هر دو رقم به‌طور قابل‌توجهی بالاتر از سطح ثبت‌شده این دو کشور در آمار آینه‌ای واردات ازبکستان (به‌ترتیب ۱۴ و ۷۲۶ تن) است.</w:t>
       </w:r>
     </w:p>
     <w:p>
@@ -1225,6 +1256,7 @@
           <w:szCs w:val="17"/>
           <w:rtl/>
         </w:rPr>
+        <w:lastRenderedPageBreak/>
         <w:t>این برآورد (۱۲,۵۰۰ تا ۱۴,۰۰۰ تن) از ترکیب آمار صادراتی مستند مبادی اصلی به‌علاوه یک تعدیل مستدل برای تجارت ثبت‌نشده به دست آمده و جایگزین رویکردهای پیشین (چه اتکای صرف به آمار واردات ازبکستان با کف ۷۸۳ تنی، و چه تخمین‌های صرفاً میدانی یا صرفاً نظری بدون مبنای مستند) شده است.</w:t>
       </w:r>
     </w:p>
@@ -1246,7 +1278,6 @@
           <w:szCs w:val="27"/>
           <w:rtl/>
         </w:rPr>
-        <w:lastRenderedPageBreak/>
         <w:t>۳. تولید داخلی و رقبای بومی</w:t>
       </w:r>
     </w:p>
@@ -1584,7 +1615,7 @@
     <w:tbl>
       <w:tblPr>
         <w:bidiVisual/>
-        <w:tblW w:w="10000" w:type="dxa"/>
+        <w:tblW w:w="9325" w:type="dxa"/>
         <w:tblBorders>
           <w:top w:val="single" w:sz="4" w:space="0" w:color="A6BCD1"/>
           <w:left w:val="single" w:sz="4" w:space="0" w:color="A6BCD1"/>
@@ -1600,20 +1631,20 @@
         <w:tblLook w:val="0000" w:firstRow="0" w:lastRow="0" w:firstColumn="0" w:lastColumn="0" w:noHBand="0" w:noVBand="0"/>
       </w:tblPr>
       <w:tblGrid>
-        <w:gridCol w:w="2172"/>
-        <w:gridCol w:w="1625"/>
-        <w:gridCol w:w="2127"/>
-        <w:gridCol w:w="1842"/>
-        <w:gridCol w:w="2234"/>
+        <w:gridCol w:w="2608"/>
+        <w:gridCol w:w="1951"/>
+        <w:gridCol w:w="2554"/>
+        <w:gridCol w:w="2212"/>
       </w:tblGrid>
       <w:tr>
         <w:trPr>
           <w:cantSplit/>
+          <w:trHeight w:val="775"/>
           <w:tblHeader/>
         </w:trPr>
         <w:tc>
           <w:tcPr>
-            <w:tcW w:w="2300" w:type="dxa"/>
+            <w:tcW w:w="2608" w:type="dxa"/>
             <w:shd w:val="clear" w:color="auto" w:fill="1F5C8B"/>
             <w:tcMar>
               <w:top w:w="60" w:type="dxa"/>
@@ -1641,7 +1672,7 @@
         </w:tc>
         <w:tc>
           <w:tcPr>
-            <w:tcW w:w="1200" w:type="dxa"/>
+            <w:tcW w:w="1951" w:type="dxa"/>
             <w:shd w:val="clear" w:color="auto" w:fill="1F5C8B"/>
             <w:tcMar>
               <w:top w:w="60" w:type="dxa"/>
@@ -1669,7 +1700,7 @@
         </w:tc>
         <w:tc>
           <w:tcPr>
-            <w:tcW w:w="2200" w:type="dxa"/>
+            <w:tcW w:w="2554" w:type="dxa"/>
             <w:shd w:val="clear" w:color="auto" w:fill="1F5C8B"/>
             <w:tcMar>
               <w:top w:w="60" w:type="dxa"/>
@@ -1697,7 +1728,7 @@
         </w:tc>
         <w:tc>
           <w:tcPr>
-            <w:tcW w:w="1900" w:type="dxa"/>
+            <w:tcW w:w="2212" w:type="dxa"/>
             <w:shd w:val="clear" w:color="auto" w:fill="1F5C8B"/>
             <w:tcMar>
               <w:top w:w="60" w:type="dxa"/>
@@ -1720,34 +1751,6 @@
                 <w:rtl/>
               </w:rPr>
               <w:t>قیمت واقعی ورود به ازبکستان (دلار/تن)</w:t>
-            </w:r>
-          </w:p>
-        </w:tc>
-        <w:tc>
-          <w:tcPr>
-            <w:tcW w:w="2400" w:type="dxa"/>
-            <w:shd w:val="clear" w:color="auto" w:fill="1F5C8B"/>
-            <w:tcMar>
-              <w:top w:w="60" w:type="dxa"/>
-              <w:left w:w="80" w:type="dxa"/>
-              <w:bottom w:w="60" w:type="dxa"/>
-              <w:right w:w="80" w:type="dxa"/>
-            </w:tcMar>
-          </w:tcPr>
-          <w:p>
-            <w:pPr>
-              <w:spacing w:before="40" w:after="40"/>
-            </w:pPr>
-            <w:r>
-              <w:rPr>
-                <w:b/>
-                <w:bCs/>
-                <w:color w:val="FFFFFF"/>
-                <w:sz w:val="19"/>
-                <w:szCs w:val="19"/>
-                <w:rtl/>
-              </w:rPr>
-              <w:t>روند و ملاحظات</w:t>
             </w:r>
           </w:p>
         </w:tc>
@@ -1755,10 +1758,11 @@
       <w:tr>
         <w:trPr>
           <w:cantSplit/>
+          <w:trHeight w:val="775"/>
         </w:trPr>
         <w:tc>
           <w:tcPr>
-            <w:tcW w:w="2300" w:type="dxa"/>
+            <w:tcW w:w="2608" w:type="dxa"/>
             <w:tcMar>
               <w:top w:w="60" w:type="dxa"/>
               <w:left w:w="80" w:type="dxa"/>
@@ -1783,7 +1787,7 @@
         </w:tc>
         <w:tc>
           <w:tcPr>
-            <w:tcW w:w="1200" w:type="dxa"/>
+            <w:tcW w:w="1951" w:type="dxa"/>
             <w:tcMar>
               <w:top w:w="60" w:type="dxa"/>
               <w:left w:w="80" w:type="dxa"/>
@@ -1808,32 +1812,32 @@
         </w:tc>
         <w:tc>
           <w:tcPr>
-            <w:tcW w:w="2200" w:type="dxa"/>
-            <w:tcMar>
-              <w:top w:w="60" w:type="dxa"/>
-              <w:left w:w="80" w:type="dxa"/>
-              <w:bottom w:w="60" w:type="dxa"/>
-              <w:right w:w="80" w:type="dxa"/>
-            </w:tcMar>
-          </w:tcPr>
-          <w:p>
-            <w:pPr>
-              <w:spacing w:before="40" w:after="40"/>
-            </w:pPr>
-            <w:r>
-              <w:rPr>
-                <w:color w:val="000000"/>
-                <w:sz w:val="19"/>
-                <w:szCs w:val="19"/>
-                <w:rtl/>
-              </w:rPr>
-              <w:t>۱۶۵ تا ۲۷۰ (میانگین Intratec: ۱۷۱ تا ۱۸۱، ۲۰۲۶)</w:t>
-            </w:r>
-          </w:p>
-        </w:tc>
-        <w:tc>
-          <w:tcPr>
-            <w:tcW w:w="1900" w:type="dxa"/>
+            <w:tcW w:w="2554" w:type="dxa"/>
+            <w:tcMar>
+              <w:top w:w="60" w:type="dxa"/>
+              <w:left w:w="80" w:type="dxa"/>
+              <w:bottom w:w="60" w:type="dxa"/>
+              <w:right w:w="80" w:type="dxa"/>
+            </w:tcMar>
+          </w:tcPr>
+          <w:p>
+            <w:pPr>
+              <w:spacing w:before="40" w:after="40"/>
+            </w:pPr>
+            <w:r>
+              <w:rPr>
+                <w:color w:val="000000"/>
+                <w:sz w:val="19"/>
+                <w:szCs w:val="19"/>
+                <w:rtl/>
+              </w:rPr>
+              <w:t>میانگین Intratec: ۱۷۱ تا ۱۸۱، ۲۰۲۶)</w:t>
+            </w:r>
+          </w:p>
+        </w:tc>
+        <w:tc>
+          <w:tcPr>
+            <w:tcW w:w="2212" w:type="dxa"/>
             <w:tcMar>
               <w:top w:w="60" w:type="dxa"/>
               <w:left w:w="80" w:type="dxa"/>
@@ -1853,31 +1857,6 @@
                 <w:rtl/>
               </w:rPr>
               <w:t>۱۶۷ (آمار گمرکی آینه‌ای ۲۰۲۵، بر پایه ۷۲۶ تن)</w:t>
-            </w:r>
-          </w:p>
-        </w:tc>
-        <w:tc>
-          <w:tcPr>
-            <w:tcW w:w="2400" w:type="dxa"/>
-            <w:tcMar>
-              <w:top w:w="60" w:type="dxa"/>
-              <w:left w:w="80" w:type="dxa"/>
-              <w:bottom w:w="60" w:type="dxa"/>
-              <w:right w:w="80" w:type="dxa"/>
-            </w:tcMar>
-          </w:tcPr>
-          <w:p>
-            <w:pPr>
-              <w:spacing w:before="40" w:after="40"/>
-            </w:pPr>
-            <w:r>
-              <w:rPr>
-                <w:color w:val="000000"/>
-                <w:sz w:val="19"/>
-                <w:szCs w:val="19"/>
-                <w:rtl/>
-              </w:rPr>
-              <w:t>کمترین فاصله میان قیمت اسپات و قیمت واقعی در میان تمام مبادی این پروژه؛ نشان‌دهنده تجارت انبوه صنعتی با حاشیه سود محدود</w:t>
             </w:r>
           </w:p>
         </w:tc>
@@ -1885,10 +1864,11 @@
       <w:tr>
         <w:trPr>
           <w:cantSplit/>
+          <w:trHeight w:val="788"/>
         </w:trPr>
         <w:tc>
           <w:tcPr>
-            <w:tcW w:w="2300" w:type="dxa"/>
+            <w:tcW w:w="2608" w:type="dxa"/>
             <w:shd w:val="clear" w:color="auto" w:fill="F2F6FA"/>
             <w:tcMar>
               <w:top w:w="60" w:type="dxa"/>
@@ -1914,7 +1894,7 @@
         </w:tc>
         <w:tc>
           <w:tcPr>
-            <w:tcW w:w="1200" w:type="dxa"/>
+            <w:tcW w:w="1951" w:type="dxa"/>
             <w:shd w:val="clear" w:color="auto" w:fill="F2F6FA"/>
             <w:tcMar>
               <w:top w:w="60" w:type="dxa"/>
@@ -1940,7 +1920,7 @@
         </w:tc>
         <w:tc>
           <w:tcPr>
-            <w:tcW w:w="2200" w:type="dxa"/>
+            <w:tcW w:w="2554" w:type="dxa"/>
             <w:shd w:val="clear" w:color="auto" w:fill="F2F6FA"/>
             <w:tcMar>
               <w:top w:w="60" w:type="dxa"/>
@@ -1966,7 +1946,7 @@
         </w:tc>
         <w:tc>
           <w:tcPr>
-            <w:tcW w:w="1900" w:type="dxa"/>
+            <w:tcW w:w="2212" w:type="dxa"/>
             <w:shd w:val="clear" w:color="auto" w:fill="F2F6FA"/>
             <w:tcMar>
               <w:top w:w="60" w:type="dxa"/>
@@ -1987,32 +1967,6 @@
                 <w:rtl/>
               </w:rPr>
               <w:t>۱٬۴۲۹ (برای تنها ۱۴ تن ثبت‌شده در Trade Map)</w:t>
-            </w:r>
-          </w:p>
-        </w:tc>
-        <w:tc>
-          <w:tcPr>
-            <w:tcW w:w="2400" w:type="dxa"/>
-            <w:shd w:val="clear" w:color="auto" w:fill="F2F6FA"/>
-            <w:tcMar>
-              <w:top w:w="60" w:type="dxa"/>
-              <w:left w:w="80" w:type="dxa"/>
-              <w:bottom w:w="60" w:type="dxa"/>
-              <w:right w:w="80" w:type="dxa"/>
-            </w:tcMar>
-          </w:tcPr>
-          <w:p>
-            <w:pPr>
-              <w:spacing w:before="40" w:after="40"/>
-            </w:pPr>
-            <w:r>
-              <w:rPr>
-                <w:color w:val="000000"/>
-                <w:sz w:val="19"/>
-                <w:szCs w:val="19"/>
-                <w:rtl/>
-              </w:rPr>
-              <w:t>رقم بالای ۱٬۴۲۹ دلار مربوط به محموله بسیار کوچک (احتمالاً بسته‌بندی خرده‌فروشی) است، نه شاخص تجارت انبوه؛ ترکیه در عمل سهم ناچیزی از بازار انبوه دارد</w:t>
             </w:r>
           </w:p>
         </w:tc>
@@ -2020,10 +1974,11 @@
       <w:tr>
         <w:trPr>
           <w:cantSplit/>
+          <w:trHeight w:val="1466"/>
         </w:trPr>
         <w:tc>
           <w:tcPr>
-            <w:tcW w:w="2300" w:type="dxa"/>
+            <w:tcW w:w="2608" w:type="dxa"/>
             <w:tcMar>
               <w:top w:w="60" w:type="dxa"/>
               <w:left w:w="80" w:type="dxa"/>
@@ -2048,7 +2003,7 @@
         </w:tc>
         <w:tc>
           <w:tcPr>
-            <w:tcW w:w="1200" w:type="dxa"/>
+            <w:tcW w:w="1951" w:type="dxa"/>
             <w:tcMar>
               <w:top w:w="60" w:type="dxa"/>
               <w:left w:w="80" w:type="dxa"/>
@@ -2073,7 +2028,7 @@
         </w:tc>
         <w:tc>
           <w:tcPr>
-            <w:tcW w:w="2200" w:type="dxa"/>
+            <w:tcW w:w="2554" w:type="dxa"/>
             <w:tcMar>
               <w:top w:w="60" w:type="dxa"/>
               <w:left w:w="80" w:type="dxa"/>
@@ -2098,7 +2053,7 @@
         </w:tc>
         <w:tc>
           <w:tcPr>
-            <w:tcW w:w="1900" w:type="dxa"/>
+            <w:tcW w:w="2212" w:type="dxa"/>
             <w:tcMar>
               <w:top w:w="60" w:type="dxa"/>
               <w:left w:w="80" w:type="dxa"/>
@@ -2118,31 +2073,6 @@
                 <w:rtl/>
               </w:rPr>
               <w:t>—</w:t>
-            </w:r>
-          </w:p>
-        </w:tc>
-        <w:tc>
-          <w:tcPr>
-            <w:tcW w:w="2400" w:type="dxa"/>
-            <w:tcMar>
-              <w:top w:w="60" w:type="dxa"/>
-              <w:left w:w="80" w:type="dxa"/>
-              <w:bottom w:w="60" w:type="dxa"/>
-              <w:right w:w="80" w:type="dxa"/>
-            </w:tcMar>
-          </w:tcPr>
-          <w:p>
-            <w:pPr>
-              <w:spacing w:before="40" w:after="40"/>
-            </w:pPr>
-            <w:r>
-              <w:rPr>
-                <w:color w:val="000000"/>
-                <w:sz w:val="19"/>
-                <w:szCs w:val="19"/>
-                <w:rtl/>
-              </w:rPr>
-              <w:t>БСК در سال ۲۰۲۴ حدود ۱۹۳,۹۰۰ تن جوش شیرین خوراکی تولید کرد (رشد ۲۰٪) که بیش از ۴۰٪ آن صادر شد؛ نقطه قوت این برند بازاریابی خرده‌فروشی است، نه پایین‌ترین هزینه تولید</w:t>
             </w:r>
           </w:p>
         </w:tc>
@@ -2150,10 +2080,11 @@
       <w:tr>
         <w:trPr>
           <w:cantSplit/>
+          <w:trHeight w:val="1479"/>
         </w:trPr>
         <w:tc>
           <w:tcPr>
-            <w:tcW w:w="2300" w:type="dxa"/>
+            <w:tcW w:w="2608" w:type="dxa"/>
             <w:shd w:val="clear" w:color="auto" w:fill="F2F6FA"/>
             <w:tcMar>
               <w:top w:w="60" w:type="dxa"/>
@@ -2179,7 +2110,7 @@
         </w:tc>
         <w:tc>
           <w:tcPr>
-            <w:tcW w:w="1200" w:type="dxa"/>
+            <w:tcW w:w="1951" w:type="dxa"/>
             <w:shd w:val="clear" w:color="auto" w:fill="F2F6FA"/>
             <w:tcMar>
               <w:top w:w="60" w:type="dxa"/>
@@ -2205,7 +2136,7 @@
         </w:tc>
         <w:tc>
           <w:tcPr>
-            <w:tcW w:w="2200" w:type="dxa"/>
+            <w:tcW w:w="2554" w:type="dxa"/>
             <w:shd w:val="clear" w:color="auto" w:fill="F2F6FA"/>
             <w:tcMar>
               <w:top w:w="60" w:type="dxa"/>
@@ -2231,7 +2162,7 @@
         </w:tc>
         <w:tc>
           <w:tcPr>
-            <w:tcW w:w="1900" w:type="dxa"/>
+            <w:tcW w:w="2212" w:type="dxa"/>
             <w:shd w:val="clear" w:color="auto" w:fill="F2F6FA"/>
             <w:tcMar>
               <w:top w:w="60" w:type="dxa"/>
@@ -2252,32 +2183,6 @@
                 <w:rtl/>
               </w:rPr>
               <w:t>۳۰۰ (تحویل بخارا)</w:t>
-            </w:r>
-          </w:p>
-        </w:tc>
-        <w:tc>
-          <w:tcPr>
-            <w:tcW w:w="2400" w:type="dxa"/>
-            <w:shd w:val="clear" w:color="auto" w:fill="F2F6FA"/>
-            <w:tcMar>
-              <w:top w:w="60" w:type="dxa"/>
-              <w:left w:w="80" w:type="dxa"/>
-              <w:bottom w:w="60" w:type="dxa"/>
-              <w:right w:w="80" w:type="dxa"/>
-            </w:tcMar>
-          </w:tcPr>
-          <w:p>
-            <w:pPr>
-              <w:spacing w:before="40" w:after="40"/>
-            </w:pPr>
-            <w:r>
-              <w:rPr>
-                <w:color w:val="000000"/>
-                <w:sz w:val="19"/>
-                <w:szCs w:val="19"/>
-                <w:rtl/>
-              </w:rPr>
-              <w:t>این رقم پایین‌تر از قیمت پایه ۲۵۰ دلاری «جوش شیرین پارس» است؛ با توجه به شکایات کیفی گزارش‌شده (نمک، کلوخه‌شدن)، این تفاوت قیمت احتمالاً بازتاب کیفیت پایین‌تر است، نه صرفاً کارایی هزینه بالاتر</w:t>
             </w:r>
           </w:p>
         </w:tc>
@@ -2285,10 +2190,11 @@
       <w:tr>
         <w:trPr>
           <w:cantSplit/>
+          <w:trHeight w:val="1018"/>
         </w:trPr>
         <w:tc>
           <w:tcPr>
-            <w:tcW w:w="2300" w:type="dxa"/>
+            <w:tcW w:w="2608" w:type="dxa"/>
             <w:shd w:val="clear" w:color="auto" w:fill="FFF2CC"/>
             <w:tcMar>
               <w:top w:w="60" w:type="dxa"/>
@@ -2316,7 +2222,7 @@
         </w:tc>
         <w:tc>
           <w:tcPr>
-            <w:tcW w:w="1200" w:type="dxa"/>
+            <w:tcW w:w="1951" w:type="dxa"/>
             <w:shd w:val="clear" w:color="auto" w:fill="FFF2CC"/>
             <w:tcMar>
               <w:top w:w="60" w:type="dxa"/>
@@ -2344,7 +2250,7 @@
         </w:tc>
         <w:tc>
           <w:tcPr>
-            <w:tcW w:w="2200" w:type="dxa"/>
+            <w:tcW w:w="2554" w:type="dxa"/>
             <w:shd w:val="clear" w:color="auto" w:fill="FFF2CC"/>
             <w:tcMar>
               <w:top w:w="60" w:type="dxa"/>
@@ -2372,7 +2278,7 @@
         </w:tc>
         <w:tc>
           <w:tcPr>
-            <w:tcW w:w="1900" w:type="dxa"/>
+            <w:tcW w:w="2212" w:type="dxa"/>
             <w:shd w:val="clear" w:color="auto" w:fill="FFF2CC"/>
             <w:tcMar>
               <w:top w:w="60" w:type="dxa"/>
@@ -2395,34 +2301,6 @@
                 <w:rtl/>
               </w:rPr>
               <w:t>حدود ۴۱۵ تا ۴۲۹ در بازار (میانگین محصول ایرانی، بخارا/سمرقند)</w:t>
-            </w:r>
-          </w:p>
-        </w:tc>
-        <w:tc>
-          <w:tcPr>
-            <w:tcW w:w="2400" w:type="dxa"/>
-            <w:shd w:val="clear" w:color="auto" w:fill="FFF2CC"/>
-            <w:tcMar>
-              <w:top w:w="60" w:type="dxa"/>
-              <w:left w:w="80" w:type="dxa"/>
-              <w:bottom w:w="60" w:type="dxa"/>
-              <w:right w:w="80" w:type="dxa"/>
-            </w:tcMar>
-          </w:tcPr>
-          <w:p>
-            <w:pPr>
-              <w:spacing w:before="40" w:after="40"/>
-            </w:pPr>
-            <w:r>
-              <w:rPr>
-                <w:b/>
-                <w:bCs/>
-                <w:color w:val="000000"/>
-                <w:sz w:val="19"/>
-                <w:szCs w:val="19"/>
-                <w:rtl/>
-              </w:rPr>
-              <w:t>ردیف مرجع؛ محاسبه هزینه تمام‌شده کامل در بخش ۶</w:t>
             </w:r>
           </w:p>
         </w:tc>
@@ -2962,7 +2840,7 @@
                 <w:szCs w:val="19"/>
                 <w:rtl/>
               </w:rPr>
-              <w:t>کریدور ریلی تاریخی (خط راه‌آهن اورنبورگ–تاشکند، احداث ۱۹۰۶)؛ زیرساخت بالغ و باثبات</w:t>
+              <w:t>کریدور ریلی تاریخی (خط راه‌آهن اورنبورگ–تاشکند، احداث ۱۹۰۶)؛ زیرساخت باثبات</w:t>
             </w:r>
           </w:p>
         </w:tc>
@@ -3092,7 +2970,7 @@
                 <w:szCs w:val="19"/>
                 <w:rtl/>
               </w:rPr>
-              <w:t>کریدور ریلی چین–قزاقستان بالغ و پرحجم (بخشی از شبکه China Railway Express)</w:t>
+              <w:t>کریدور ریلی چین–قزاقستان پرحجم (بخشی از شبکه China Railway Express)</w:t>
             </w:r>
           </w:p>
         </w:tc>
@@ -3125,7 +3003,7 @@
           <w:color w:val="000000"/>
           <w:rtl/>
         </w:rPr>
-        <w:t xml:space="preserve">در آذر ۱۴۰۴ (دسامبر ۲۰۲۵)، برای نخستین‌بار یک قطار باری ۴۰-واگنه با واگن‌های ساخت ایران، از مرز سرخس عبور کرد و مستقیماً به بخارا رسید. پیش از این، عبور مستقیم واگن‌های ریلی ایرانی از کشورهای مستقل </w:t>
+        <w:t xml:space="preserve">در آذر ۱۴۰۴ (دسامبر ۲۰۲۵)، برای نخستین‌بار یک قطار باری ۴۰-واگنه با واگن‌های ساخت ایران، از مرز سرخس عبور کرد و مستقیماً به بخارا رسید. پیش از این، عبور مستقیم واگن‌های ریلی ایرانی از کشورهای مستقل مشترک‌المنافع (CIS) ممنوع بود. این مسیر بخشی از توافق ریلی شش‌کشوری (ایران، چین، ازبکستان، ترکیه، </w:t>
       </w:r>
       <w:r>
         <w:rPr>
@@ -3133,7 +3011,7 @@
           <w:rtl/>
         </w:rPr>
         <w:lastRenderedPageBreak/>
-        <w:t>مشترک‌المنافع (CIS) ممنوع بود. این مسیر بخشی از توافق ریلی شش‌کشوری (ایران، چین، ازبکستان، ترکیه، ترکمنستان و قزاقستان) است. علاوه بر این، در مرداد ۱۴۰۴ (اوت ۲۰۲۵)، ایران و ترکمنستان توافق کردند دو خط ریلی جدید (یک خط استاندارد و یک خط پهن) در گذرگاه سرخس احداث کنند تا ازدحام محموله‌های صادراتی کاهش یابد؛ ترکمنستان نیز متعهد شد ۲۰۰ تا ۳۰۰ واگن باری ازبکستانی به ناوگان مشترک اضافه کند.</w:t>
+        <w:t>ترکمنستان و قزاقستان) است. علاوه بر این، در مرداد ۱۴۰۴ (اوت ۲۰۲۵)، ایران و ترکمنستان توافق کردند دو خط ریلی جدید (یک خط استاندارد و یک خط پهن) در گذرگاه سرخس احداث کنند تا ازدحام محموله‌های صادراتی کاهش یابد؛ ترکمنستان نیز متعهد شد ۲۰۰ تا ۳۰۰ واگن باری ازبکستانی به ناوگان مشترک اضافه کند.</w:t>
       </w:r>
     </w:p>
     <w:p>
@@ -3239,7 +3117,7 @@
         <w:rPr>
           <w:rtl/>
         </w:rPr>
-        <w:t>حمل جاده‌ای: بر پایه نرخ میدانی ۳,۰۰۰ دلار در هر کامیون؛ با فرض ظرفیت بار ۲۰ تا ۲۴ تن (رقم دقیق ظرفیت کامیون در این مسیر تأیید نشد و به‌عنوان مفروضه علامت‌گذاری می‌شود) معادل ۱۲۵ تا ۱۵۰ دلار در تن</w:t>
+        <w:t>حمل جاده‌ای: بر پایه نرخ میدانی ۳,۰۰۰ دلار در هر کامیون؛ با فرض ظرفیت بار ۲۰ تا ۲۴ تن معادل ۱۲۵ تا ۱۵۰ دلار در تن</w:t>
       </w:r>
     </w:p>
     <w:p>
@@ -3256,7 +3134,7 @@
         <w:rPr>
           <w:rtl/>
         </w:rPr>
-        <w:t>حمل ریلی: بر پایه نرخ میدانی رقیب (سیسارون) برای فروش واگنی = ۶۵ دلار در تن (این نرخ به‌طور مستقیم در گزارش میدانی ذکر شده و نیازی به فرض ظرفیت ندارد)</w:t>
+        <w:t>حمل ریلی: بر پایه نرخ میدانی برای فروش واگنی = ۶۵ دلار در تن</w:t>
       </w:r>
     </w:p>
     <w:p>
@@ -4844,89 +4722,6 @@
           </w:p>
         </w:tc>
       </w:tr>
-      <w:tr>
-        <w:trPr>
-          <w:cantSplit/>
-        </w:trPr>
-        <w:tc>
-          <w:tcPr>
-            <w:tcW w:w="3400" w:type="dxa"/>
-            <w:shd w:val="clear" w:color="auto" w:fill="F2F6FA"/>
-            <w:tcMar>
-              <w:top w:w="60" w:type="dxa"/>
-              <w:left w:w="80" w:type="dxa"/>
-              <w:bottom w:w="60" w:type="dxa"/>
-              <w:right w:w="80" w:type="dxa"/>
-            </w:tcMar>
-          </w:tcPr>
-          <w:p>
-            <w:pPr>
-              <w:spacing w:before="40" w:after="40"/>
-            </w:pPr>
-            <w:r>
-              <w:rPr>
-                <w:color w:val="000000"/>
-                <w:sz w:val="19"/>
-                <w:szCs w:val="19"/>
-                <w:rtl/>
-              </w:rPr>
-              <w:t>اقدامات ضد دامپینگ</w:t>
-            </w:r>
-          </w:p>
-        </w:tc>
-        <w:tc>
-          <w:tcPr>
-            <w:tcW w:w="1600" w:type="dxa"/>
-            <w:shd w:val="clear" w:color="auto" w:fill="F2F6FA"/>
-            <w:tcMar>
-              <w:top w:w="60" w:type="dxa"/>
-              <w:left w:w="80" w:type="dxa"/>
-              <w:bottom w:w="60" w:type="dxa"/>
-              <w:right w:w="80" w:type="dxa"/>
-            </w:tcMar>
-          </w:tcPr>
-          <w:p>
-            <w:pPr>
-              <w:spacing w:before="40" w:after="40"/>
-            </w:pPr>
-            <w:r>
-              <w:rPr>
-                <w:color w:val="000000"/>
-                <w:sz w:val="19"/>
-                <w:szCs w:val="19"/>
-                <w:rtl/>
-              </w:rPr>
-              <w:t>یافت نشد</w:t>
-            </w:r>
-          </w:p>
-        </w:tc>
-        <w:tc>
-          <w:tcPr>
-            <w:tcW w:w="3900" w:type="dxa"/>
-            <w:shd w:val="clear" w:color="auto" w:fill="F2F6FA"/>
-            <w:tcMar>
-              <w:top w:w="60" w:type="dxa"/>
-              <w:left w:w="80" w:type="dxa"/>
-              <w:bottom w:w="60" w:type="dxa"/>
-              <w:right w:w="80" w:type="dxa"/>
-            </w:tcMar>
-          </w:tcPr>
-          <w:p>
-            <w:pPr>
-              <w:spacing w:before="40" w:after="40"/>
-            </w:pPr>
-            <w:r>
-              <w:rPr>
-                <w:color w:val="000000"/>
-                <w:sz w:val="19"/>
-                <w:szCs w:val="19"/>
-                <w:rtl/>
-              </w:rPr>
-              <w:t>هیچ اقدام ضد دامپینگ برای جوش شیرین از هیچ مبدأیی شناسایی نشد</w:t>
-            </w:r>
-          </w:p>
-        </w:tc>
-      </w:tr>
     </w:tbl>
     <w:p>
       <w:pPr>
@@ -4956,123 +4751,6 @@
           <w:rtl/>
         </w:rPr>
         <w:t>مهم‌ترین تحول مقرراتی شناسایی‌شده در این گزارش، توافق تجارت ترجیحی (PTA) میان ایران و ازبکستان است که سند اجرایی آن — شامل تعرفه‌های ترجیحی برای ۳۵۰ قلم کالای صادراتی دو کشور — امضا شده است. طبق گزارش‌های رسمی، حجم مبادلات دو کشور در نیمه اول سال ۲۰۲۶ به ۳۰۵ میلیون دلار رسیده که نسبت به مدت مشابه سال قبل ۳۷.۵ درصد رشد نشان می‌دهد؛ رشد چهارماهه نخست سال (ژانویه تا آوریل ۲۰۲۶) نیز ۴۸.۱ درصد گزارش شده است. هدف رسمی دو کشور افزایش حجم تجارت دوجانبه از حدود ۵۰۰ میلیون دلار فعلی به ۵ میلیارد دلار در سال است. با این‌ حال، تا میانه سال ۲۰۲۶ (خرداد ۱۴۰۵) مقامات دو کشور همچنان بر لزوم «نهایی‌سازی هرچه سریع‌تر» این توافق تأکید داشته‌اند که نشان می‌دهد فرایند گسترش و اجرای کامل آن هنوز ادامه دارد.</w:t>
-      </w:r>
-    </w:p>
-    <w:p>
-      <w:pPr>
-        <w:pBdr>
-          <w:top w:val="single" w:sz="4" w:space="6" w:color="B03A2E"/>
-          <w:left w:val="single" w:sz="18" w:space="6" w:color="B03A2E"/>
-          <w:bottom w:val="single" w:sz="4" w:space="6" w:color="B03A2E"/>
-          <w:right w:val="single" w:sz="18" w:space="6" w:color="B03A2E"/>
-        </w:pBdr>
-        <w:shd w:val="clear" w:color="auto" w:fill="FBF3E4"/>
-        <w:spacing w:before="140" w:after="140" w:line="300" w:lineRule="auto"/>
-      </w:pPr>
-      <w:r>
-        <w:rPr>
-          <w:b/>
-          <w:bCs/>
-          <w:color w:val="B03A2E"/>
-          <w:rtl/>
-        </w:rPr>
-        <w:t xml:space="preserve">اقدام پیگیری مهم: </w:t>
-      </w:r>
-      <w:r>
-        <w:rPr>
-          <w:rtl/>
-        </w:rPr>
-        <w:t xml:space="preserve"> این گزارش نتوانست از منابع عمومی تأیید کند که آیا کد تعرفه ۲۸۳۶۳۰ (جوش شیرین) در فهرست ۳۵۰ قلم مشمول تعرفه ترجیحی این توافق قرار دارد یا خیر. با توجه به اینکه نشست هفدهم کمیسیون مشترک بین‌دولتی ایران و ازبکستان در سه‌ماهه چهارم ۲۰۲۶ برگزار خواهد شد، بررسی این موضوع از طریق وزارت سرمایه‌گذاری، صنعت و تجارت ازبکستان یا اتاق بازرگانی ایران، مهم‌ترین اقدام باز این گزارش است؛ حتی یک کاهش تعرفه محدود می‌تواند حاشیه سود «جوش شیرین پارس» را — که در حال حاضر نیز از نظر هزینه حمل نسبت به رقبا برتری دارد — بیشتر تقویت کند.</w:t>
-      </w:r>
-    </w:p>
-    <w:p>
-      <w:pPr>
-        <w:pStyle w:val="Heading2"/>
-        <w:bidi/>
-        <w:spacing w:before="220" w:after="100"/>
-      </w:pPr>
-      <w:r>
-        <w:rPr>
-          <w:b/>
-          <w:bCs/>
-          <w:color w:val="2E75B6"/>
-          <w:sz w:val="23"/>
-          <w:szCs w:val="23"/>
-          <w:rtl/>
-        </w:rPr>
-        <w:t>۷-۲. الزامات ثبت و گواهی محصول</w:t>
-      </w:r>
-    </w:p>
-    <w:p>
-      <w:pPr>
-        <w:pStyle w:val="ListParagraph"/>
-        <w:numPr>
-          <w:ilvl w:val="0"/>
-          <w:numId w:val="2"/>
-        </w:numPr>
-        <w:bidi/>
-        <w:spacing w:before="40" w:after="40" w:line="300" w:lineRule="auto"/>
-      </w:pPr>
-      <w:r>
-        <w:rPr>
-          <w:rtl/>
-        </w:rPr>
-        <w:t>گرید خوراکی: نیازمند ثبت/گواهی از طریق نهادهای استاندارد و بهداشت-اپیدمیولوژی ازبکستان (ازجمله Uzstandard) برای افزودنی‌های غذایی وارداتی</w:t>
-      </w:r>
-    </w:p>
-    <w:p>
-      <w:pPr>
-        <w:pStyle w:val="ListParagraph"/>
-        <w:numPr>
-          <w:ilvl w:val="0"/>
-          <w:numId w:val="2"/>
-        </w:numPr>
-        <w:bidi/>
-        <w:spacing w:before="40" w:after="40" w:line="300" w:lineRule="auto"/>
-      </w:pPr>
-      <w:r>
-        <w:rPr>
-          <w:rtl/>
-        </w:rPr>
-        <w:t>گرید خوراک دام: نیازمند ثبت از طریق وزارت کشاورزی/نهاد دامپزشکی</w:t>
-      </w:r>
-    </w:p>
-    <w:p>
-      <w:pPr>
-        <w:pStyle w:val="ListParagraph"/>
-        <w:numPr>
-          <w:ilvl w:val="0"/>
-          <w:numId w:val="2"/>
-        </w:numPr>
-        <w:bidi/>
-        <w:spacing w:before="40" w:after="40" w:line="300" w:lineRule="auto"/>
-      </w:pPr>
-      <w:r>
-        <w:rPr>
-          <w:rtl/>
-        </w:rPr>
-        <w:t>برگه اطلاعات ایمنی (SDS) و برچسب‌گذاری: ترجیحاً به زبان روسی یا ازبکی برای پذیرش در بازار</w:t>
-      </w:r>
-    </w:p>
-    <w:p>
-      <w:pPr>
-        <w:spacing w:before="60" w:after="160"/>
-      </w:pPr>
-      <w:r>
-        <w:rPr>
-          <w:i/>
-          <w:iCs/>
-          <w:color w:val="5A6B7A"/>
-          <w:sz w:val="17"/>
-          <w:szCs w:val="17"/>
-          <w:rtl/>
-        </w:rPr>
-        <w:t>این الزامات عمومی بوده و مانع خاصی فراتر از رویه استاندارد ثبت واردات مواد شیمیایی/غذایی شناسایی نشد.</w:t>
-      </w:r>
-    </w:p>
-    <w:p>
-      <w:r>
-        <w:br w:type="page"/>
       </w:r>
     </w:p>
     <w:p>
@@ -5093,7 +4771,6 @@
           <w:szCs w:val="27"/>
           <w:rtl/>
         </w:rPr>
-        <w:lastRenderedPageBreak/>
         <w:t>۸. جدول مقایسه‌ای جامع بازار</w:t>
       </w:r>
     </w:p>
@@ -5330,7 +5007,7 @@
                 <w:szCs w:val="19"/>
                 <w:rtl/>
               </w:rPr>
-              <w:t xml:space="preserve"> تا ۲۷۰</w:t>
+              <w:t xml:space="preserve"> </w:t>
             </w:r>
           </w:p>
         </w:tc>
@@ -5980,6 +5657,7 @@
           <w:color w:val="000000"/>
           <w:rtl/>
         </w:rPr>
+        <w:lastRenderedPageBreak/>
         <w:t>برداشت رقابتی صریح از این جدول:</w:t>
       </w:r>
     </w:p>
@@ -6145,8 +5823,25 @@
         <w:rPr>
           <w:rtl/>
         </w:rPr>
-        <w:lastRenderedPageBreak/>
-        <w:t>اعتماد کیفی، مهم‌ترین مانع نرم پیش روی محصول ایرانی است؛ ارسال سریع نمونه آزمایشگاهی از واحدهای مشهد و شیراز (که مشتریان بالقوه در تاشکند، بخارا و سمرقند صریحاً درخواست کرده‌اند) اقدامی کم‌هزینه و پراثر برای تبدیل خط لوله ۲٬۵۰۰ تنی مذاکرات فعلی به قرارداد است.</w:t>
+        <w:t>گرید دارویی فرصتی جانبی و کم‌ریسک است: داده گمرک ایران نشان می‌دهد تنها محموله صادراتی گرید دارویی ثبت‌شده (به روسیه، از منطقه ویژه زرندیه) با نرخی حدود ۶ برابر گرید عادی صادر شده، در حالی که صادرات ایران به ازبکستان تاکنون ۱۰۰ درصد در گرید عادی بوده است؛ با توجه به حضور تولیدکنندگان دارویی بزرگ ازبکستان (Jurabek Laboratories، Nobel Pharmsanoat) در فهرست شرکت‌های هدف و نمایشگاه TIHE در تقویم رویدادهای این بازار، ورود تدریجی به این بخش می‌تواند حاشیه سود قابل‌توجهی به همراه داشته باشد.</w:t>
+      </w:r>
+    </w:p>
+    <w:p>
+      <w:pPr>
+        <w:pStyle w:val="Heading2"/>
+        <w:bidi/>
+        <w:spacing w:before="220" w:after="100"/>
+      </w:pPr>
+      <w:r>
+        <w:rPr>
+          <w:b/>
+          <w:bCs/>
+          <w:color w:val="2E75B6"/>
+          <w:sz w:val="23"/>
+          <w:szCs w:val="23"/>
+          <w:rtl/>
+        </w:rPr>
+        <w:t>ریسک‌ها</w:t>
       </w:r>
     </w:p>
     <w:p>
@@ -6163,25 +5858,7 @@
         <w:rPr>
           <w:rtl/>
         </w:rPr>
-        <w:t>گرید دارویی فرصتی جانبی و کم‌ریسک است: داده گمرک ایران نشان می‌دهد تنها محموله صادراتی گرید دارویی ثبت‌شده (به روسیه، از منطقه ویژه زرندیه) با نرخی حدود ۶ برابر گرید عادی صادر شده، در حالی که صادرات ایران به ازبکستان تاکنون ۱۰۰ درصد در گرید عادی بوده است؛ با توجه به حضور تولیدکنندگان دارویی بزرگ ازبکستان (Jurabek Laboratories، Nobel Pharmsanoat) در فهرست شرکت‌های هدف و نمایشگاه TIHE در تقویم رویدادهای این بازار، ورود تدریجی به این بخش می‌تواند حاشیه سود قابل‌توجهی به همراه داشته باشد.</w:t>
-      </w:r>
-    </w:p>
-    <w:p>
-      <w:pPr>
-        <w:pStyle w:val="Heading2"/>
-        <w:bidi/>
-        <w:spacing w:before="220" w:after="100"/>
-      </w:pPr>
-      <w:r>
-        <w:rPr>
-          <w:b/>
-          <w:bCs/>
-          <w:color w:val="2E75B6"/>
-          <w:sz w:val="23"/>
-          <w:szCs w:val="23"/>
-          <w:rtl/>
-        </w:rPr>
-        <w:t>ریسک‌ها</w:t>
+        <w:t>کریدور ریلی مستقیم بسیار تازه است (تنها یک قطار گزارش‌شده تاکنون) و ظرفیت/تناوب آن در مقیاس تجاری هنوز اثبات نشده؛ حمل جاده‌ای باید در کوتاه‌مدت گزینه اصلی و قابل‌اتکا باقی بماند.</w:t>
       </w:r>
     </w:p>
     <w:p>
@@ -6198,41 +5875,7 @@
         <w:rPr>
           <w:rtl/>
         </w:rPr>
-        <w:t>کریدور ریلی مستقیم بسیار تازه است (تنها یک قطار گزارش‌شده تاکنون) و ظرفیت/تناوب آن در مقیاس تجاری هنوز اثبات نشده؛ حمل جاده‌ای باید در کوتاه‌مدت گزینه اصلی و قابل‌اتکا باقی بماند.</w:t>
-      </w:r>
-    </w:p>
-    <w:p>
-      <w:pPr>
-        <w:pStyle w:val="ListParagraph"/>
-        <w:numPr>
-          <w:ilvl w:val="0"/>
-          <w:numId w:val="2"/>
-        </w:numPr>
-        <w:bidi/>
-        <w:spacing w:before="40" w:after="40" w:line="300" w:lineRule="auto"/>
-      </w:pPr>
-      <w:r>
-        <w:rPr>
-          <w:rtl/>
-        </w:rPr>
         <w:t>مشکل اعتماد کیفی مرتبط با «جوش شیرین ایرانی» به‌طور کلی (نه صرفاً پارس) می‌تواند تا اثبات مستقل کیفیت، علیه یک تأمین‌کننده تازه‌وارد نیز عمل کند.</w:t>
-      </w:r>
-    </w:p>
-    <w:p>
-      <w:pPr>
-        <w:pStyle w:val="ListParagraph"/>
-        <w:numPr>
-          <w:ilvl w:val="0"/>
-          <w:numId w:val="2"/>
-        </w:numPr>
-        <w:bidi/>
-        <w:spacing w:before="40" w:after="40" w:line="300" w:lineRule="auto"/>
-      </w:pPr>
-      <w:r>
-        <w:rPr>
-          <w:rtl/>
-        </w:rPr>
-        <w:t>وضعیت دقیق کد HS 283630 در فهرست ۳۵۰ قلم توافق ترجیحی ایران–ازبکستان تأیید نشده؛ نباید پیش از راستی‌آزمایی رسمی، کاهش تعرفه مفروض گرفته شود.</w:t>
       </w:r>
     </w:p>
     <w:p>
